--- a/[01] บทที่ 1.docx
+++ b/[01] บทที่ 1.docx
@@ -1,6 +1,6 @@
 
 <file path=word/document.xml><?xml version="1.0" encoding="utf-8"?>
-<w:document xmlns:wpc="http://schemas.microsoft.com/office/word/2010/wordprocessingCanvas" xmlns:cx="http://schemas.microsoft.com/office/drawing/2014/chartex" xmlns:cx1="http://schemas.microsoft.com/office/drawing/2015/9/8/chartex" xmlns:cx2="http://schemas.microsoft.com/office/drawing/2015/10/21/chartex" xmlns:cx3="http://schemas.microsoft.com/office/drawing/2016/5/9/chartex" xmlns:cx4="http://schemas.microsoft.com/office/drawing/2016/5/10/chartex" xmlns:cx5="http://schemas.microsoft.com/office/drawing/2016/5/11/chartex" xmlns:cx6="http://schemas.microsoft.com/office/drawing/2016/5/12/chartex" xmlns:cx7="http://schemas.microsoft.com/office/drawing/2016/5/13/chartex" xmlns:cx8="http://schemas.microsoft.com/office/drawing/2016/5/14/chartex" xmlns:mc="http://schemas.openxmlformats.org/markup-compatibility/2006" xmlns:aink="http://schemas.microsoft.com/office/drawing/2016/ink" xmlns:am3d="http://schemas.microsoft.com/office/drawing/2017/model3d" xmlns:o="urn:schemas-microsoft-com:office:office" xmlns:r="http://schemas.openxmlformats.org/officeDocument/2006/relationships" xmlns:m="http://schemas.openxmlformats.org/officeDocument/2006/math" xmlns:v="urn:schemas-microsoft-com:vml" xmlns:wp14="http://schemas.microsoft.com/office/word/2010/wordprocessingDrawing" xmlns:wp="http://schemas.openxmlformats.org/drawingml/2006/wordprocessingDrawing" xmlns:w10="urn:schemas-microsoft-com:office:word" xmlns:w="http://schemas.openxmlformats.org/wordprocessingml/2006/main" xmlns:w14="http://schemas.microsoft.com/office/word/2010/wordml" xmlns:w15="http://schemas.microsoft.com/office/word/2012/wordml" xmlns:w16cex="http://schemas.microsoft.com/office/word/2018/wordml/cex" xmlns:w16cid="http://schemas.microsoft.com/office/word/2016/wordml/cid" xmlns:w16="http://schemas.microsoft.com/office/word/2018/wordml" xmlns:w16sdtdh="http://schemas.microsoft.com/office/word/2020/wordml/sdtdatahash" xmlns:w16se="http://schemas.microsoft.com/office/word/2015/wordml/symex" xmlns:wpg="http://schemas.microsoft.com/office/word/2010/wordprocessingGroup" xmlns:wpi="http://schemas.microsoft.com/office/word/2010/wordprocessingInk" xmlns:wne="http://schemas.microsoft.com/office/word/2006/wordml" xmlns:wps="http://schemas.microsoft.com/office/word/2010/wordprocessingShape" mc:Ignorable="w14 w15 w16se w16cid w16 w16cex w16sdtdh wp14">
+<w:document xmlns:wpc="http://schemas.microsoft.com/office/word/2010/wordprocessingCanvas" xmlns:cx="http://schemas.microsoft.com/office/drawing/2014/chartex" xmlns:cx1="http://schemas.microsoft.com/office/drawing/2015/9/8/chartex" xmlns:cx2="http://schemas.microsoft.com/office/drawing/2015/10/21/chartex" xmlns:cx3="http://schemas.microsoft.com/office/drawing/2016/5/9/chartex" xmlns:cx4="http://schemas.microsoft.com/office/drawing/2016/5/10/chartex" xmlns:cx5="http://schemas.microsoft.com/office/drawing/2016/5/11/chartex" xmlns:cx6="http://schemas.microsoft.com/office/drawing/2016/5/12/chartex" xmlns:cx7="http://schemas.microsoft.com/office/drawing/2016/5/13/chartex" xmlns:cx8="http://schemas.microsoft.com/office/drawing/2016/5/14/chartex" xmlns:mc="http://schemas.openxmlformats.org/markup-compatibility/2006" xmlns:aink="http://schemas.microsoft.com/office/drawing/2016/ink" xmlns:am3d="http://schemas.microsoft.com/office/drawing/2017/model3d" xmlns:o="urn:schemas-microsoft-com:office:office" xmlns:r="http://schemas.openxmlformats.org/officeDocument/2006/relationships" xmlns:m="http://schemas.openxmlformats.org/officeDocument/2006/math" xmlns:v="urn:schemas-microsoft-com:vml" xmlns:wp14="http://schemas.microsoft.com/office/word/2010/wordprocessingDrawing" xmlns:wp="http://schemas.openxmlformats.org/drawingml/2006/wordprocessingDrawing" xmlns:w10="urn:schemas-microsoft-com:office:word" xmlns:w="http://schemas.openxmlformats.org/wordprocessingml/2006/main" xmlns:w14="http://schemas.microsoft.com/office/word/2010/wordml" xmlns:w15="http://schemas.microsoft.com/office/word/2012/wordml" xmlns:w16cid="http://schemas.microsoft.com/office/word/2016/wordml/cid" xmlns:w16se="http://schemas.microsoft.com/office/word/2015/wordml/symex" xmlns:wpg="http://schemas.microsoft.com/office/word/2010/wordprocessingGroup" xmlns:wpi="http://schemas.microsoft.com/office/word/2010/wordprocessingInk" xmlns:wne="http://schemas.microsoft.com/office/word/2006/wordml" xmlns:wps="http://schemas.microsoft.com/office/word/2010/wordprocessingShape" mc:Ignorable="w14 w15 w16se w16cid wp14">
   <w:body>
     <w:p>
       <w:pPr>
@@ -492,7 +492,7 @@
         <w:spacing w:after="0"/>
         <w:jc w:val="thaiDistribute"/>
         <w:rPr>
-          <w:rFonts w:ascii="TH SarabunPSK" w:hAnsi="TH SarabunPSK" w:cs="TH SarabunPSK" w:hint="cs"/>
+          <w:rFonts w:ascii="TH SarabunPSK" w:hAnsi="TH SarabunPSK" w:cs="TH SarabunPSK"/>
           <w:sz w:val="32"/>
           <w:szCs w:val="32"/>
         </w:rPr>
@@ -525,7 +525,7 @@
         <w:spacing w:after="0"/>
         <w:jc w:val="thaiDistribute"/>
         <w:rPr>
-          <w:rFonts w:ascii="TH SarabunPSK" w:hAnsi="TH SarabunPSK" w:cs="TH SarabunPSK" w:hint="cs"/>
+          <w:rFonts w:ascii="TH SarabunPSK" w:hAnsi="TH SarabunPSK" w:cs="TH SarabunPSK"/>
           <w:sz w:val="32"/>
           <w:szCs w:val="32"/>
         </w:rPr>
@@ -555,7 +555,6 @@
           <w:szCs w:val="32"/>
           <w:cs/>
         </w:rPr>
-        <w:lastRenderedPageBreak/>
         <w:t>1.2</w:t>
       </w:r>
       <w:r>
@@ -740,7 +739,7 @@
         <w:spacing w:after="0"/>
         <w:jc w:val="thaiDistribute"/>
         <w:rPr>
-          <w:rFonts w:ascii="TH SarabunPSK" w:hAnsi="TH SarabunPSK" w:cs="TH SarabunPSK" w:hint="cs"/>
+          <w:rFonts w:ascii="TH SarabunPSK" w:hAnsi="TH SarabunPSK" w:cs="TH SarabunPSK"/>
           <w:sz w:val="32"/>
           <w:szCs w:val="32"/>
         </w:rPr>
@@ -815,7 +814,7 @@
         <w:spacing w:after="0"/>
         <w:jc w:val="thaiDistribute"/>
         <w:rPr>
-          <w:rFonts w:ascii="TH SarabunPSK" w:hAnsi="TH SarabunPSK" w:cs="TH SarabunPSK" w:hint="cs"/>
+          <w:rFonts w:ascii="TH SarabunPSK" w:hAnsi="TH SarabunPSK" w:cs="TH SarabunPSK"/>
           <w:sz w:val="32"/>
           <w:szCs w:val="32"/>
         </w:rPr>
@@ -1011,7 +1010,7 @@
           <w:cs/>
           <w14:ligatures w14:val="none"/>
         </w:rPr>
-        <w:t>ระดับดีมาก</w:t>
+        <w:t>ดีมาก</w:t>
       </w:r>
     </w:p>
     <w:p>
@@ -1171,7 +1170,7 @@
         <w:spacing w:after="0"/>
         <w:jc w:val="thaiDistribute"/>
         <w:rPr>
-          <w:rFonts w:ascii="TH SarabunPSK" w:eastAsia="Times New Roman" w:hAnsi="TH SarabunPSK" w:cs="TH SarabunPSK" w:hint="cs"/>
+          <w:rFonts w:ascii="TH SarabunPSK" w:eastAsia="Times New Roman" w:hAnsi="TH SarabunPSK" w:cs="TH SarabunPSK"/>
           <w:color w:val="000000"/>
           <w:kern w:val="0"/>
           <w:sz w:val="32"/>
@@ -1584,7 +1583,7 @@
           <w:sz w:val="32"/>
           <w:szCs w:val="32"/>
         </w:rPr>
-        <w:t>10</w:t>
+        <w:t>30</w:t>
       </w:r>
       <w:r>
         <w:rPr>
@@ -2155,7 +2154,27 @@
           <w:szCs w:val="32"/>
           <w14:ligatures w14:val="none"/>
         </w:rPr>
-        <w:t xml:space="preserve">OPT </w:t>
+        <w:t>O</w:t>
+      </w:r>
+      <w:r>
+        <w:rPr>
+          <w:rFonts w:ascii="TH SarabunPSK" w:eastAsia="Times New Roman" w:hAnsi="TH SarabunPSK" w:cs="TH SarabunPSK"/>
+          <w:kern w:val="0"/>
+          <w:sz w:val="32"/>
+          <w:szCs w:val="32"/>
+          <w14:ligatures w14:val="none"/>
+        </w:rPr>
+        <w:t>TP</w:t>
+      </w:r>
+      <w:r>
+        <w:rPr>
+          <w:rFonts w:ascii="TH SarabunPSK" w:eastAsia="Times New Roman" w:hAnsi="TH SarabunPSK" w:cs="TH SarabunPSK"/>
+          <w:kern w:val="0"/>
+          <w:sz w:val="32"/>
+          <w:szCs w:val="32"/>
+          <w14:ligatures w14:val="none"/>
+        </w:rPr>
+        <w:t xml:space="preserve"> </w:t>
       </w:r>
       <w:r>
         <w:rPr>
@@ -2459,7 +2478,6 @@
           <w:cs/>
           <w14:ligatures w14:val="none"/>
         </w:rPr>
-        <w:lastRenderedPageBreak/>
         <w:tab/>
       </w:r>
       <w:r>
@@ -2632,7 +2650,27 @@
           <w:szCs w:val="32"/>
           <w14:ligatures w14:val="none"/>
         </w:rPr>
-        <w:t>Line OA</w:t>
+        <w:t>L</w:t>
+      </w:r>
+      <w:r>
+        <w:rPr>
+          <w:rFonts w:ascii="TH SarabunPSK" w:eastAsia="Times New Roman" w:hAnsi="TH SarabunPSK" w:cs="TH SarabunPSK"/>
+          <w:kern w:val="0"/>
+          <w:sz w:val="32"/>
+          <w:szCs w:val="32"/>
+          <w14:ligatures w14:val="none"/>
+        </w:rPr>
+        <w:t>INE</w:t>
+      </w:r>
+      <w:r>
+        <w:rPr>
+          <w:rFonts w:ascii="TH SarabunPSK" w:eastAsia="Times New Roman" w:hAnsi="TH SarabunPSK" w:cs="TH SarabunPSK"/>
+          <w:kern w:val="0"/>
+          <w:sz w:val="32"/>
+          <w:szCs w:val="32"/>
+          <w14:ligatures w14:val="none"/>
+        </w:rPr>
+        <w:t xml:space="preserve"> OA</w:t>
       </w:r>
     </w:p>
     <w:p>
@@ -3558,7 +3596,7 @@
           <w:szCs w:val="32"/>
           <w14:ligatures w14:val="none"/>
         </w:rPr>
-        <w:t>ine</w:t>
+        <w:t>INE</w:t>
       </w:r>
       <w:r>
         <w:rPr>
@@ -3789,7 +3827,7 @@
         <w:spacing w:after="0"/>
         <w:jc w:val="thaiDistribute"/>
         <w:rPr>
-          <w:rFonts w:ascii="TH SarabunPSK" w:eastAsia="Times New Roman" w:hAnsi="TH SarabunPSK" w:cs="TH SarabunPSK" w:hint="cs"/>
+          <w:rFonts w:ascii="TH SarabunPSK" w:eastAsia="Times New Roman" w:hAnsi="TH SarabunPSK" w:cs="TH SarabunPSK"/>
           <w:kern w:val="0"/>
           <w:sz w:val="32"/>
           <w:szCs w:val="32"/>
@@ -4426,7 +4464,7 @@
         <w:spacing w:after="0"/>
         <w:jc w:val="thaiDistribute"/>
         <w:rPr>
-          <w:rFonts w:ascii="TH SarabunPSK" w:eastAsia="Times New Roman" w:hAnsi="TH SarabunPSK" w:cs="TH SarabunPSK" w:hint="cs"/>
+          <w:rFonts w:ascii="TH SarabunPSK" w:eastAsia="Times New Roman" w:hAnsi="TH SarabunPSK" w:cs="TH SarabunPSK"/>
           <w:kern w:val="0"/>
           <w:sz w:val="32"/>
           <w:szCs w:val="32"/>
@@ -4591,7 +4629,7 @@
         <w:spacing w:after="0"/>
         <w:jc w:val="both"/>
         <w:rPr>
-          <w:rFonts w:ascii="TH SarabunPSK" w:eastAsia="Times New Roman" w:hAnsi="TH SarabunPSK" w:cs="TH SarabunPSK" w:hint="cs"/>
+          <w:rFonts w:ascii="TH SarabunPSK" w:eastAsia="Times New Roman" w:hAnsi="TH SarabunPSK" w:cs="TH SarabunPSK"/>
           <w:kern w:val="0"/>
           <w:sz w:val="32"/>
           <w:szCs w:val="32"/>
@@ -4607,6 +4645,18 @@
         <w:spacing w:after="0"/>
         <w:jc w:val="thaiDistribute"/>
         <w:rPr>
+          <w:rFonts w:ascii="TH SarabunPSK" w:eastAsia="Times New Roman" w:hAnsi="TH SarabunPSK" w:cs="TH SarabunPSK"/>
+          <w:b/>
+          <w:bCs/>
+          <w:color w:val="000000"/>
+          <w:kern w:val="0"/>
+          <w:sz w:val="32"/>
+          <w:szCs w:val="32"/>
+          <w14:ligatures w14:val="none"/>
+        </w:rPr>
+      </w:pPr>
+      <w:r>
+        <w:rPr>
           <w:rFonts w:ascii="TH SarabunPSK" w:eastAsia="Times New Roman" w:hAnsi="TH SarabunPSK" w:cs="TH SarabunPSK" w:hint="cs"/>
           <w:b/>
           <w:bCs/>
@@ -4616,19 +4666,6 @@
           <w:szCs w:val="32"/>
           <w14:ligatures w14:val="none"/>
         </w:rPr>
-      </w:pPr>
-      <w:r>
-        <w:rPr>
-          <w:rFonts w:ascii="TH SarabunPSK" w:eastAsia="Times New Roman" w:hAnsi="TH SarabunPSK" w:cs="TH SarabunPSK" w:hint="cs"/>
-          <w:b/>
-          <w:bCs/>
-          <w:color w:val="000000"/>
-          <w:kern w:val="0"/>
-          <w:sz w:val="32"/>
-          <w:szCs w:val="32"/>
-          <w14:ligatures w14:val="none"/>
-        </w:rPr>
-        <w:lastRenderedPageBreak/>
         <w:t>1.</w:t>
       </w:r>
       <w:r>
@@ -5149,15 +5186,48 @@
           <w:szCs w:val="32"/>
         </w:rPr>
       </w:pPr>
-      <w:r>
-        <w:rPr>
-          <w:rFonts w:ascii="TH SarabunPSK" w:eastAsia="Times New Roman" w:hAnsi="TH SarabunPSK" w:cs="TH SarabunPSK"/>
-          <w:kern w:val="0"/>
-          <w:sz w:val="32"/>
-          <w:szCs w:val="32"/>
-          <w14:ligatures w14:val="none"/>
-        </w:rPr>
-        <w:t xml:space="preserve"> </w:t>
+      <w:bookmarkStart w:id="0" w:name="_GoBack"/>
+      <w:bookmarkEnd w:id="0"/>
+      <w:r>
+        <w:rPr>
+          <w:rFonts w:ascii="TH SarabunPSK" w:eastAsia="Times New Roman" w:hAnsi="TH SarabunPSK" w:cs="TH SarabunPSK"/>
+          <w:kern w:val="0"/>
+          <w:sz w:val="32"/>
+          <w:szCs w:val="32"/>
+          <w:cs/>
+          <w14:ligatures w14:val="none"/>
+        </w:rPr>
+        <w:tab/>
+      </w:r>
+      <w:r>
+        <w:rPr>
+          <w:rFonts w:ascii="TH SarabunPSK" w:eastAsia="Times New Roman" w:hAnsi="TH SarabunPSK" w:cs="TH SarabunPSK"/>
+          <w:kern w:val="0"/>
+          <w:sz w:val="32"/>
+          <w:szCs w:val="32"/>
+          <w14:ligatures w14:val="none"/>
+        </w:rPr>
+        <w:t>1.</w:t>
+      </w:r>
+      <w:r>
+        <w:rPr>
+          <w:rFonts w:ascii="TH SarabunPSK" w:eastAsia="Times New Roman" w:hAnsi="TH SarabunPSK" w:cs="TH SarabunPSK"/>
+          <w:kern w:val="0"/>
+          <w:sz w:val="32"/>
+          <w:szCs w:val="32"/>
+          <w14:ligatures w14:val="none"/>
+        </w:rPr>
+        <w:t>6</w:t>
+      </w:r>
+      <w:r>
+        <w:rPr>
+          <w:rFonts w:ascii="TH SarabunPSK" w:eastAsia="Times New Roman" w:hAnsi="TH SarabunPSK" w:cs="TH SarabunPSK"/>
+          <w:kern w:val="0"/>
+          <w:sz w:val="32"/>
+          <w:szCs w:val="32"/>
+          <w14:ligatures w14:val="none"/>
+        </w:rPr>
+        <w:t>.</w:t>
       </w:r>
       <w:r>
         <w:rPr>
@@ -5168,68 +5238,15 @@
           <w:cs/>
           <w14:ligatures w14:val="none"/>
         </w:rPr>
-        <w:t xml:space="preserve"> </w:t>
-      </w:r>
-      <w:r>
-        <w:rPr>
-          <w:rFonts w:ascii="TH SarabunPSK" w:eastAsia="Times New Roman" w:hAnsi="TH SarabunPSK" w:cs="TH SarabunPSK"/>
-          <w:kern w:val="0"/>
-          <w:sz w:val="32"/>
-          <w:szCs w:val="32"/>
-          <w:cs/>
-          <w14:ligatures w14:val="none"/>
-        </w:rPr>
-        <w:tab/>
-      </w:r>
-      <w:r>
-        <w:rPr>
-          <w:rFonts w:ascii="TH SarabunPSK" w:eastAsia="Times New Roman" w:hAnsi="TH SarabunPSK" w:cs="TH SarabunPSK"/>
-          <w:kern w:val="0"/>
-          <w:sz w:val="32"/>
-          <w:szCs w:val="32"/>
-          <w14:ligatures w14:val="none"/>
-        </w:rPr>
-        <w:t>1.</w:t>
-      </w:r>
-      <w:r>
-        <w:rPr>
-          <w:rFonts w:ascii="TH SarabunPSK" w:eastAsia="Times New Roman" w:hAnsi="TH SarabunPSK" w:cs="TH SarabunPSK"/>
-          <w:kern w:val="0"/>
-          <w:sz w:val="32"/>
-          <w:szCs w:val="32"/>
-          <w14:ligatures w14:val="none"/>
-        </w:rPr>
-        <w:t>6</w:t>
-      </w:r>
-      <w:r>
-        <w:rPr>
-          <w:rFonts w:ascii="TH SarabunPSK" w:eastAsia="Times New Roman" w:hAnsi="TH SarabunPSK" w:cs="TH SarabunPSK"/>
-          <w:kern w:val="0"/>
-          <w:sz w:val="32"/>
-          <w:szCs w:val="32"/>
-          <w14:ligatures w14:val="none"/>
-        </w:rPr>
-        <w:t>.</w:t>
-      </w:r>
-      <w:r>
-        <w:rPr>
-          <w:rFonts w:ascii="TH SarabunPSK" w:eastAsia="Times New Roman" w:hAnsi="TH SarabunPSK" w:cs="TH SarabunPSK" w:hint="cs"/>
-          <w:kern w:val="0"/>
-          <w:sz w:val="32"/>
-          <w:szCs w:val="32"/>
-          <w:cs/>
-          <w14:ligatures w14:val="none"/>
-        </w:rPr>
         <w:t>4</w:t>
       </w:r>
       <w:r>
         <w:rPr>
-          <w:rFonts w:ascii="TH SarabunPSK" w:eastAsia="Times New Roman" w:hAnsi="TH SarabunPSK" w:cs="TH SarabunPSK" w:hint="cs"/>
+          <w:rFonts w:ascii="TH SarabunPSK" w:eastAsia="Times New Roman" w:hAnsi="TH SarabunPSK" w:cs="TH SarabunPSK"/>
           <w:color w:val="FFFFFF" w:themeColor="background1"/>
           <w:kern w:val="0"/>
           <w:sz w:val="32"/>
           <w:szCs w:val="32"/>
-          <w:cs/>
           <w14:ligatures w14:val="none"/>
         </w:rPr>
         <w:t>**</w:t>
@@ -5244,7 +5261,31 @@
           <w:szCs w:val="32"/>
           <w:cs/>
         </w:rPr>
-        <w:t>ผู้ดูแลระบบ (</w:t>
+        <w:t>ผู้ดูแลระบบ</w:t>
+      </w:r>
+      <w:r>
+        <w:rPr>
+          <w:rStyle w:val="Strong"/>
+          <w:rFonts w:ascii="TH SarabunPSK" w:hAnsi="TH SarabunPSK" w:cs="TH SarabunPSK" w:hint="cs"/>
+          <w:b w:val="0"/>
+          <w:bCs w:val="0"/>
+          <w:sz w:val="32"/>
+          <w:szCs w:val="32"/>
+          <w:cs/>
+        </w:rPr>
+        <w:t xml:space="preserve"> </w:t>
+      </w:r>
+      <w:r>
+        <w:rPr>
+          <w:rStyle w:val="Strong"/>
+          <w:rFonts w:ascii="TH SarabunPSK" w:hAnsi="TH SarabunPSK" w:cs="TH SarabunPSK"/>
+          <w:b w:val="0"/>
+          <w:bCs w:val="0"/>
+          <w:sz w:val="32"/>
+          <w:szCs w:val="32"/>
+          <w:cs/>
+        </w:rPr>
+        <w:t>(</w:t>
       </w:r>
       <w:r>
         <w:rPr>
@@ -5325,7 +5366,7 @@
         <w:spacing w:after="0"/>
         <w:jc w:val="thaiDistribute"/>
         <w:rPr>
-          <w:rFonts w:ascii="TH SarabunPSK" w:eastAsia="Times New Roman" w:hAnsi="TH SarabunPSK" w:cs="TH SarabunPSK" w:hint="cs"/>
+          <w:rFonts w:ascii="TH SarabunPSK" w:eastAsia="Times New Roman" w:hAnsi="TH SarabunPSK" w:cs="TH SarabunPSK"/>
           <w:kern w:val="0"/>
           <w:sz w:val="32"/>
           <w:szCs w:val="32"/>
@@ -5503,7 +5544,7 @@
         <w:ind w:firstLine="567"/>
         <w:jc w:val="both"/>
         <w:rPr>
-          <w:rFonts w:ascii="TH SarabunPSK" w:eastAsia="Times New Roman" w:hAnsi="TH SarabunPSK" w:cs="TH SarabunPSK" w:hint="cs"/>
+          <w:rFonts w:ascii="TH SarabunPSK" w:eastAsia="Times New Roman" w:hAnsi="TH SarabunPSK" w:cs="TH SarabunPSK"/>
           <w:kern w:val="0"/>
           <w:sz w:val="32"/>
           <w:szCs w:val="32"/>
@@ -6083,7 +6124,7 @@
         </w:tabs>
         <w:spacing w:after="0"/>
         <w:rPr>
-          <w:rFonts w:ascii="TH SarabunPSK" w:eastAsia="Times New Roman" w:hAnsi="TH SarabunPSK" w:cs="TH SarabunPSK" w:hint="cs"/>
+          <w:rFonts w:ascii="TH SarabunPSK" w:eastAsia="Times New Roman" w:hAnsi="TH SarabunPSK" w:cs="TH SarabunPSK"/>
           <w:color w:val="000000"/>
           <w:kern w:val="0"/>
           <w:sz w:val="32"/>
@@ -6151,7 +6192,7 @@
         </w:tabs>
         <w:spacing w:after="0"/>
         <w:rPr>
-          <w:rFonts w:ascii="TH SarabunPSK" w:eastAsia="Times New Roman" w:hAnsi="TH SarabunPSK" w:cs="TH SarabunPSK" w:hint="cs"/>
+          <w:rFonts w:ascii="TH SarabunPSK" w:eastAsia="Times New Roman" w:hAnsi="TH SarabunPSK" w:cs="TH SarabunPSK"/>
           <w:color w:val="000000"/>
           <w:kern w:val="0"/>
           <w:sz w:val="32"/>
@@ -6211,7 +6252,6 @@
           <w:cs/>
           <w14:ligatures w14:val="none"/>
         </w:rPr>
-        <w:lastRenderedPageBreak/>
         <w:t>1.8</w:t>
       </w:r>
       <w:r>
@@ -6318,7 +6358,7 @@
               </wp:anchor>
             </w:drawing>
           </mc:Choice>
-          <mc:Fallback>
+          <mc:Fallback xmlns:w16sdtdh="http://schemas.microsoft.com/office/word/2020/wordml/sdtdatahash" xmlns:w16="http://schemas.microsoft.com/office/word/2018/wordml" xmlns:w16cex="http://schemas.microsoft.com/office/word/2018/wordml/cex">
             <w:pict>
               <v:shapetype w14:anchorId="78E98B91" id="_x0000_t32" coordsize="21600,21600" o:spt="32" o:oned="t" path="m,l21600,21600e" filled="f">
                 <v:path arrowok="t" fillok="f" o:connecttype="none"/>
@@ -6389,7 +6429,7 @@
                               <w:spacing w:after="0"/>
                               <w:jc w:val="center"/>
                               <w:rPr>
-                                <w:rFonts w:ascii="TH SarabunPSK" w:hAnsi="TH SarabunPSK" w:cs="TH SarabunPSK" w:hint="cs"/>
+                                <w:rFonts w:ascii="TH SarabunPSK" w:hAnsi="TH SarabunPSK" w:cs="TH SarabunPSK"/>
                                 <w:sz w:val="32"/>
                                 <w:szCs w:val="32"/>
                               </w:rPr>
@@ -6572,7 +6612,7 @@
               </wp:anchor>
             </w:drawing>
           </mc:Choice>
-          <mc:Fallback>
+          <mc:Fallback xmlns:w16sdtdh="http://schemas.microsoft.com/office/word/2020/wordml/sdtdatahash" xmlns:w16="http://schemas.microsoft.com/office/word/2018/wordml" xmlns:w16cex="http://schemas.microsoft.com/office/word/2018/wordml/cex">
             <w:pict>
               <v:rect w14:anchorId="6233A1A0" id="Rectangle 14" o:spid="_x0000_s1026" style="position:absolute;left:0;text-align:left;margin-left:471.5pt;margin-top:7.45pt;width:225.5pt;height:111.45pt;z-index:251661312;visibility:visible;mso-wrap-style:square;mso-width-percent:0;mso-height-percent:0;mso-wrap-distance-left:9pt;mso-wrap-distance-top:0;mso-wrap-distance-right:9pt;mso-wrap-distance-bottom:0;mso-position-horizontal:absolute;mso-position-horizontal-relative:margin;mso-position-vertical:absolute;mso-position-vertical-relative:text;mso-width-percent:0;mso-height-percent:0;mso-width-relative:margin;mso-height-relative:margin;v-text-anchor:middle" o:gfxdata="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" fillcolor="window" strokecolor="windowText" strokeweight="1pt">
                 <v:textbox>
@@ -6811,7 +6851,7 @@
                               <w:spacing w:after="0"/>
                               <w:jc w:val="center"/>
                               <w:rPr>
-                                <w:rFonts w:ascii="TH SarabunPSK" w:hAnsi="TH SarabunPSK" w:cs="TH SarabunPSK" w:hint="cs"/>
+                                <w:rFonts w:ascii="TH SarabunPSK" w:hAnsi="TH SarabunPSK" w:cs="TH SarabunPSK"/>
                                 <w:sz w:val="32"/>
                                 <w:szCs w:val="32"/>
                                 <w:cs/>
@@ -7005,7 +7045,7 @@
               </wp:anchor>
             </w:drawing>
           </mc:Choice>
-          <mc:Fallback>
+          <mc:Fallback xmlns:w16sdtdh="http://schemas.microsoft.com/office/word/2020/wordml/sdtdatahash" xmlns:w16="http://schemas.microsoft.com/office/word/2018/wordml" xmlns:w16cex="http://schemas.microsoft.com/office/word/2018/wordml/cex">
             <w:pict>
               <v:rect w14:anchorId="47E0332B" id="Rectangle 13" o:spid="_x0000_s1027" style="position:absolute;left:0;text-align:left;margin-left:235.3pt;margin-top:7.45pt;width:225.5pt;height:111.45pt;z-index:251660288;visibility:visible;mso-wrap-style:square;mso-width-percent:0;mso-height-percent:0;mso-wrap-distance-left:9pt;mso-wrap-distance-top:0;mso-wrap-distance-right:9pt;mso-wrap-distance-bottom:0;mso-position-horizontal:absolute;mso-position-horizontal-relative:margin;mso-position-vertical:absolute;mso-position-vertical-relative:text;mso-width-percent:0;mso-height-percent:0;mso-width-relative:margin;mso-height-relative:margin;v-text-anchor:middle" o:gfxdata="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" fillcolor="window" strokecolor="windowText" strokeweight="1pt">
                 <v:textbox>
@@ -7438,7 +7478,7 @@
               </wp:anchor>
             </w:drawing>
           </mc:Choice>
-          <mc:Fallback>
+          <mc:Fallback xmlns:w16sdtdh="http://schemas.microsoft.com/office/word/2020/wordml/sdtdatahash" xmlns:w16="http://schemas.microsoft.com/office/word/2018/wordml" xmlns:w16cex="http://schemas.microsoft.com/office/word/2018/wordml/cex">
             <w:pict>
               <v:rect w14:anchorId="4F0BD4E2" id="Rectangle 3" o:spid="_x0000_s1028" style="position:absolute;left:0;text-align:left;margin-left:0;margin-top:6.8pt;width:225.5pt;height:112.4pt;z-index:251659264;visibility:visible;mso-wrap-style:square;mso-width-percent:0;mso-height-percent:0;mso-wrap-distance-left:9pt;mso-wrap-distance-top:0;mso-wrap-distance-right:9pt;mso-wrap-distance-bottom:0;mso-position-horizontal:left;mso-position-horizontal-relative:margin;mso-position-vertical:absolute;mso-position-vertical-relative:text;mso-width-percent:0;mso-height-percent:0;mso-width-relative:margin;mso-height-relative:margin;v-text-anchor:middle" o:gfxdata="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" fillcolor="window" strokecolor="windowText" strokeweight="1pt">
                 <v:textbox>
@@ -7693,7 +7733,7 @@
               </wp:anchor>
             </w:drawing>
           </mc:Choice>
-          <mc:Fallback>
+          <mc:Fallback xmlns:w16sdtdh="http://schemas.microsoft.com/office/word/2020/wordml/sdtdatahash" xmlns:w16="http://schemas.microsoft.com/office/word/2018/wordml" xmlns:w16cex="http://schemas.microsoft.com/office/word/2018/wordml/cex">
             <w:pict>
               <v:line w14:anchorId="6E765C2D" id="Straight Connector 30" o:spid="_x0000_s1026" style="position:absolute;z-index:251671552;visibility:visible;mso-wrap-style:square;mso-width-percent:0;mso-height-percent:0;mso-wrap-distance-left:9pt;mso-wrap-distance-top:0;mso-wrap-distance-right:9pt;mso-wrap-distance-bottom:0;mso-position-horizontal:absolute;mso-position-horizontal-relative:text;mso-position-vertical:absolute;mso-position-vertical-relative:text;mso-width-percent:0;mso-height-percent:0;mso-width-relative:margin;mso-height-relative:margin" from="381pt,243.95pt" to="593.5pt,244.8pt" o:gfxdata="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" strokecolor="windowText" strokeweight=".5pt">
                 <v:stroke joinstyle="miter"/>
@@ -7764,7 +7804,7 @@
               </wp:anchor>
             </w:drawing>
           </mc:Choice>
-          <mc:Fallback>
+          <mc:Fallback xmlns:w16sdtdh="http://schemas.microsoft.com/office/word/2020/wordml/sdtdatahash" xmlns:w16="http://schemas.microsoft.com/office/word/2018/wordml" xmlns:w16cex="http://schemas.microsoft.com/office/word/2018/wordml/cex">
             <w:pict>
               <v:line w14:anchorId="39E397B0" id="Straight Connector 29" o:spid="_x0000_s1026" style="position:absolute;z-index:251670528;visibility:visible;mso-wrap-style:square;mso-width-percent:0;mso-height-percent:0;mso-wrap-distance-left:9pt;mso-wrap-distance-top:0;mso-wrap-distance-right:9pt;mso-wrap-distance-bottom:0;mso-position-horizontal:absolute;mso-position-horizontal-relative:text;mso-position-vertical:absolute;mso-position-vertical-relative:text;mso-width-percent:0;mso-height-percent:0;mso-width-relative:margin;mso-height-relative:margin" from="593.55pt,226.5pt" to="593.55pt,244.05pt" o:gfxdata="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" strokecolor="windowText" strokeweight=".5pt">
                 <v:stroke joinstyle="miter"/>
@@ -7873,7 +7913,7 @@
               </wp:anchor>
             </w:drawing>
           </mc:Choice>
-          <mc:Fallback>
+          <mc:Fallback xmlns:w16sdtdh="http://schemas.microsoft.com/office/word/2020/wordml/sdtdatahash" xmlns:w16="http://schemas.microsoft.com/office/word/2018/wordml" xmlns:w16cex="http://schemas.microsoft.com/office/word/2018/wordml/cex">
             <w:pict>
               <v:rect w14:anchorId="5DBD5720" id="Rectangle 22" o:spid="_x0000_s1029" style="position:absolute;margin-left:96.3pt;margin-top:197.4pt;width:147.5pt;height:29pt;z-index:251667456;visibility:visible;mso-wrap-style:square;mso-width-percent:0;mso-height-percent:0;mso-wrap-distance-left:9pt;mso-wrap-distance-top:0;mso-wrap-distance-right:9pt;mso-wrap-distance-bottom:0;mso-position-horizontal:right;mso-position-horizontal-relative:margin;mso-position-vertical:absolute;mso-position-vertical-relative:text;mso-width-percent:0;mso-height-percent:0;mso-width-relative:margin;mso-height-relative:margin;v-text-anchor:middle" o:gfxdata="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" fillcolor="window" strokecolor="windowText" strokeweight="1pt">
                 <v:textbox>
@@ -7970,7 +8010,7 @@
               </wp:anchor>
             </w:drawing>
           </mc:Choice>
-          <mc:Fallback>
+          <mc:Fallback xmlns:w16sdtdh="http://schemas.microsoft.com/office/word/2020/wordml/sdtdatahash" xmlns:w16="http://schemas.microsoft.com/office/word/2018/wordml" xmlns:w16cex="http://schemas.microsoft.com/office/word/2018/wordml/cex">
             <w:pict>
               <v:shape w14:anchorId="009C4D60" id="Straight Arrow Connector 23" o:spid="_x0000_s1026" type="#_x0000_t32" style="position:absolute;margin-left:89.3pt;margin-top:167.3pt;width:.9pt;height:29.85pt;z-index:251668480;visibility:visible;mso-wrap-style:square;mso-wrap-distance-left:9pt;mso-wrap-distance-top:0;mso-wrap-distance-right:9pt;mso-wrap-distance-bottom:0;mso-position-horizontal:absolute;mso-position-horizontal-relative:text;mso-position-vertical:absolute;mso-position-vertical-relative:text" o:gfxdata="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" strokecolor="windowText" strokeweight=".5pt">
                 <v:stroke endarrow="block" joinstyle="miter"/>
@@ -8071,7 +8111,7 @@
               </wp:anchor>
             </w:drawing>
           </mc:Choice>
-          <mc:Fallback>
+          <mc:Fallback xmlns:w16sdtdh="http://schemas.microsoft.com/office/word/2020/wordml/sdtdatahash" xmlns:w16="http://schemas.microsoft.com/office/word/2018/wordml" xmlns:w16cex="http://schemas.microsoft.com/office/word/2018/wordml/cex">
             <w:pict>
               <v:rect w14:anchorId="488AA758" id="Rectangle 17" o:spid="_x0000_s1030" style="position:absolute;margin-left:579.25pt;margin-top:134.25pt;width:630.45pt;height:33.35pt;z-index:251663360;visibility:visible;mso-wrap-style:square;mso-width-percent:0;mso-height-percent:0;mso-wrap-distance-left:9pt;mso-wrap-distance-top:0;mso-wrap-distance-right:9pt;mso-wrap-distance-bottom:0;mso-position-horizontal:right;mso-position-horizontal-relative:margin;mso-position-vertical:absolute;mso-position-vertical-relative:text;mso-width-percent:0;mso-height-percent:0;mso-width-relative:margin;mso-height-relative:margin;v-text-anchor:middle" o:gfxdata="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" fillcolor="window" strokecolor="windowText" strokeweight="1pt">
                 <v:textbox>
@@ -8160,7 +8200,7 @@
               </wp:anchor>
             </w:drawing>
           </mc:Choice>
-          <mc:Fallback>
+          <mc:Fallback xmlns:w16sdtdh="http://schemas.microsoft.com/office/word/2020/wordml/sdtdatahash" xmlns:w16="http://schemas.microsoft.com/office/word/2018/wordml" xmlns:w16cex="http://schemas.microsoft.com/office/word/2018/wordml/cex">
             <w:pict>
               <v:shape w14:anchorId="504D38D9" id="Straight Arrow Connector 20" o:spid="_x0000_s1026" type="#_x0000_t32" style="position:absolute;margin-left:584.55pt;margin-top:101.5pt;width:.85pt;height:29.85pt;z-index:251665408;visibility:visible;mso-wrap-style:square;mso-wrap-distance-left:9pt;mso-wrap-distance-top:0;mso-wrap-distance-right:9pt;mso-wrap-distance-bottom:0;mso-position-horizontal:absolute;mso-position-horizontal-relative:text;mso-position-vertical:absolute;mso-position-vertical-relative:text" o:gfxdata="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" strokecolor="windowText" strokeweight=".5pt">
                 <v:stroke endarrow="block" joinstyle="miter"/>
@@ -8232,7 +8272,7 @@
               </wp:anchor>
             </w:drawing>
           </mc:Choice>
-          <mc:Fallback>
+          <mc:Fallback xmlns:w16sdtdh="http://schemas.microsoft.com/office/word/2020/wordml/sdtdatahash" xmlns:w16="http://schemas.microsoft.com/office/word/2018/wordml" xmlns:w16cex="http://schemas.microsoft.com/office/word/2018/wordml/cex">
             <w:pict>
               <v:shape w14:anchorId="2E4620F6" id="Straight Arrow Connector 18" o:spid="_x0000_s1026" type="#_x0000_t32" style="position:absolute;margin-left:348.35pt;margin-top:101.3pt;width:.85pt;height:29.85pt;z-index:251664384;visibility:visible;mso-wrap-style:square;mso-width-percent:0;mso-height-percent:0;mso-wrap-distance-left:9pt;mso-wrap-distance-top:0;mso-wrap-distance-right:9pt;mso-wrap-distance-bottom:0;mso-position-horizontal:absolute;mso-position-horizontal-relative:text;mso-position-vertical:absolute;mso-position-vertical-relative:text;mso-width-percent:0;mso-height-percent:0;mso-width-relative:margin;mso-height-relative:margin" o:gfxdata="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" strokecolor="windowText" strokeweight=".5pt">
                 <v:stroke endarrow="block" joinstyle="miter"/>
@@ -8368,7 +8408,7 @@
               </wp:anchor>
             </w:drawing>
           </mc:Choice>
-          <mc:Fallback>
+          <mc:Fallback xmlns:w16sdtdh="http://schemas.microsoft.com/office/word/2020/wordml/sdtdatahash" xmlns:w16="http://schemas.microsoft.com/office/word/2018/wordml" xmlns:w16cex="http://schemas.microsoft.com/office/word/2018/wordml/cex">
             <w:pict>
               <v:shape w14:anchorId="4BB44FC8" id="Straight Arrow Connector 34" o:spid="_x0000_s1026" type="#_x0000_t32" style="position:absolute;margin-left:587.5pt;margin-top:3.95pt;width:.75pt;height:28.35pt;z-index:251674624;visibility:visible;mso-wrap-style:square;mso-wrap-distance-left:9pt;mso-wrap-distance-top:0;mso-wrap-distance-right:9pt;mso-wrap-distance-bottom:0;mso-position-horizontal:absolute;mso-position-horizontal-relative:text;mso-position-vertical:absolute;mso-position-vertical-relative:text" o:gfxdata="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" strokecolor="windowText" strokeweight=".5pt">
                 <v:stroke endarrow="block" joinstyle="miter"/>
@@ -8498,7 +8538,7 @@
               </wp:anchor>
             </w:drawing>
           </mc:Choice>
-          <mc:Fallback>
+          <mc:Fallback xmlns:w16sdtdh="http://schemas.microsoft.com/office/word/2020/wordml/sdtdatahash" xmlns:w16="http://schemas.microsoft.com/office/word/2018/wordml" xmlns:w16cex="http://schemas.microsoft.com/office/word/2018/wordml/cex">
             <w:pict>
               <v:rect w14:anchorId="61B2D2F9" id="Rectangle 21" o:spid="_x0000_s1031" style="position:absolute;margin-left:30.25pt;margin-top:7.6pt;width:143.05pt;height:28.95pt;z-index:251666432;visibility:visible;mso-wrap-style:square;mso-width-percent:0;mso-height-percent:0;mso-wrap-distance-left:9pt;mso-wrap-distance-top:0;mso-wrap-distance-right:9pt;mso-wrap-distance-bottom:0;mso-position-horizontal:absolute;mso-position-horizontal-relative:text;mso-position-vertical:absolute;mso-position-vertical-relative:text;mso-width-percent:0;mso-height-percent:0;mso-width-relative:margin;mso-height-relative:margin;v-text-anchor:middle" o:gfxdata="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" fillcolor="window" strokecolor="windowText" strokeweight="1pt">
                 <v:textbox>
@@ -8615,7 +8655,7 @@
               </wp:anchor>
             </w:drawing>
           </mc:Choice>
-          <mc:Fallback>
+          <mc:Fallback xmlns:w16sdtdh="http://schemas.microsoft.com/office/word/2020/wordml/sdtdatahash" xmlns:w16="http://schemas.microsoft.com/office/word/2018/wordml" xmlns:w16cex="http://schemas.microsoft.com/office/word/2018/wordml/cex">
             <w:pict>
               <v:shape w14:anchorId="6381C513" id="Straight Arrow Connector 33" o:spid="_x0000_s1026" type="#_x0000_t32" style="position:absolute;margin-left:352.35pt;margin-top:24.8pt;width:0;height:15.3pt;z-index:251673600;visibility:visible;mso-wrap-style:square;mso-wrap-distance-left:9pt;mso-wrap-distance-top:0;mso-wrap-distance-right:9pt;mso-wrap-distance-bottom:0;mso-position-horizontal:absolute;mso-position-horizontal-relative:text;mso-position-vertical:absolute;mso-position-vertical-relative:text" o:gfxdata="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" strokecolor="windowText" strokeweight=".5pt">
                 <v:stroke endarrow="block" joinstyle="miter"/>
@@ -8686,7 +8726,7 @@
               </wp:anchor>
             </w:drawing>
           </mc:Choice>
-          <mc:Fallback>
+          <mc:Fallback xmlns:w16sdtdh="http://schemas.microsoft.com/office/word/2020/wordml/sdtdatahash" xmlns:w16="http://schemas.microsoft.com/office/word/2018/wordml" xmlns:w16cex="http://schemas.microsoft.com/office/word/2018/wordml/cex">
             <w:pict>
               <v:line w14:anchorId="3109FAC9" id="Straight Connector 32" o:spid="_x0000_s1026" style="position:absolute;z-index:251672576;visibility:visible;mso-wrap-style:square;mso-width-percent:0;mso-height-percent:0;mso-wrap-distance-left:9pt;mso-wrap-distance-top:0;mso-wrap-distance-right:9pt;mso-wrap-distance-bottom:0;mso-position-horizontal:absolute;mso-position-horizontal-relative:text;mso-position-vertical:absolute;mso-position-vertical-relative:text;mso-width-percent:0;mso-height-percent:0;mso-width-relative:margin;mso-height-relative:margin" from="94.2pt,7.9pt" to="94.2pt,24pt" o:gfxdata="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" strokecolor="windowText" strokeweight=".5pt">
                 <v:stroke joinstyle="miter"/>
@@ -8757,7 +8797,7 @@
               </wp:anchor>
             </w:drawing>
           </mc:Choice>
-          <mc:Fallback>
+          <mc:Fallback xmlns:w16sdtdh="http://schemas.microsoft.com/office/word/2020/wordml/sdtdatahash" xmlns:w16="http://schemas.microsoft.com/office/word/2018/wordml" xmlns:w16cex="http://schemas.microsoft.com/office/word/2018/wordml/cex">
             <w:pict>
               <v:line w14:anchorId="5CBAE00F" id="Straight Connector 28" o:spid="_x0000_s1026" style="position:absolute;z-index:251669504;visibility:visible;mso-wrap-style:square;mso-width-percent:0;mso-height-percent:0;mso-wrap-distance-left:9pt;mso-wrap-distance-top:0;mso-wrap-distance-right:9pt;mso-wrap-distance-bottom:0;mso-position-horizontal:absolute;mso-position-horizontal-relative:text;mso-position-vertical:absolute;mso-position-vertical-relative:text;mso-width-percent:0;mso-height-percent:0;mso-width-relative:margin;mso-height-relative:margin" from="95pt,24pt" to="382.9pt,24.4pt" o:gfxdata="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" strokecolor="windowText" strokeweight=".5pt">
                 <v:stroke joinstyle="miter"/>
@@ -8884,7 +8924,7 @@
               </wp:anchor>
             </w:drawing>
           </mc:Choice>
-          <mc:Fallback>
+          <mc:Fallback xmlns:w16sdtdh="http://schemas.microsoft.com/office/word/2020/wordml/sdtdatahash" xmlns:w16="http://schemas.microsoft.com/office/word/2018/wordml" xmlns:w16cex="http://schemas.microsoft.com/office/word/2018/wordml/cex">
             <w:pict>
               <v:rect w14:anchorId="2821F09D" id="Rectangle 36" o:spid="_x0000_s1032" style="position:absolute;margin-left:32.65pt;margin-top:13.1pt;width:630.45pt;height:33.35pt;z-index:251675648;visibility:visible;mso-wrap-style:square;mso-width-percent:0;mso-height-percent:0;mso-wrap-distance-left:9pt;mso-wrap-distance-top:0;mso-wrap-distance-right:9pt;mso-wrap-distance-bottom:0;mso-position-horizontal:absolute;mso-position-horizontal-relative:margin;mso-position-vertical:absolute;mso-position-vertical-relative:text;mso-width-percent:0;mso-height-percent:0;mso-width-relative:margin;mso-height-relative:margin;v-text-anchor:middle" o:gfxdata="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" fillcolor="#4472c4" strokecolor="#2f528f" strokeweight="1pt">
                 <v:textbox>
@@ -9033,7 +9073,7 @@
               </wp:anchor>
             </w:drawing>
           </mc:Choice>
-          <mc:Fallback>
+          <mc:Fallback xmlns:w16sdtdh="http://schemas.microsoft.com/office/word/2020/wordml/sdtdatahash" xmlns:w16="http://schemas.microsoft.com/office/word/2018/wordml" xmlns:w16cex="http://schemas.microsoft.com/office/word/2018/wordml/cex">
             <w:pict>
               <v:rect w14:anchorId="7AE5BC4C" id="Rectangle 1" o:spid="_x0000_s1033" style="position:absolute;margin-left:-24.15pt;margin-top:139.75pt;width:27.05pt;height:24.65pt;rotation:90;z-index:251678720;visibility:visible;mso-wrap-style:square;mso-width-percent:0;mso-height-percent:0;mso-wrap-distance-left:9pt;mso-wrap-distance-top:0;mso-wrap-distance-right:9pt;mso-wrap-distance-bottom:0;mso-position-horizontal:right;mso-position-horizontal-relative:margin;mso-position-vertical:absolute;mso-position-vertical-relative:text;mso-width-percent:0;mso-height-percent:0;mso-width-relative:margin;mso-height-relative:margin;v-text-anchor:middle" o:gfxdata="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" filled="f" stroked="f">
                 <v:textbox>
@@ -9256,7 +9296,7 @@
               </wp:anchor>
             </w:drawing>
           </mc:Choice>
-          <mc:Fallback>
+          <mc:Fallback xmlns:w16sdtdh="http://schemas.microsoft.com/office/word/2020/wordml/sdtdatahash" xmlns:w16="http://schemas.microsoft.com/office/word/2018/wordml" xmlns:w16cex="http://schemas.microsoft.com/office/word/2018/wordml/cex">
             <w:pict>
               <v:rect w14:anchorId="715F1F71" id="Rectangle 39" o:spid="_x0000_s1034" style="position:absolute;margin-left:580.7pt;margin-top:37.5pt;width:631.9pt;height:99.55pt;z-index:251677696;visibility:visible;mso-wrap-style:square;mso-height-percent:0;mso-wrap-distance-left:9pt;mso-wrap-distance-top:0;mso-wrap-distance-right:9pt;mso-wrap-distance-bottom:0;mso-position-horizontal:right;mso-position-horizontal-relative:margin;mso-position-vertical:absolute;mso-position-vertical-relative:text;mso-height-percent:0;mso-height-relative:margin;v-text-anchor:middle" o:gfxdata="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" fillcolor="window" strokecolor="#70ad47" strokeweight="1pt">
                 <v:textbox>
@@ -9449,7 +9489,7 @@
               </wp:anchor>
             </w:drawing>
           </mc:Choice>
-          <mc:Fallback>
+          <mc:Fallback xmlns:w16sdtdh="http://schemas.microsoft.com/office/word/2020/wordml/sdtdatahash" xmlns:w16="http://schemas.microsoft.com/office/word/2018/wordml" xmlns:w16cex="http://schemas.microsoft.com/office/word/2018/wordml/cex">
             <w:pict>
               <v:shape w14:anchorId="4E14EC11" id="Straight Arrow Connector 40" o:spid="_x0000_s1026" type="#_x0000_t32" style="position:absolute;margin-left:351.9pt;margin-top:19.95pt;width:0;height:15.3pt;z-index:251676672;visibility:visible;mso-wrap-style:square;mso-wrap-distance-left:9pt;mso-wrap-distance-top:0;mso-wrap-distance-right:9pt;mso-wrap-distance-bottom:0;mso-position-horizontal:absolute;mso-position-horizontal-relative:text;mso-position-vertical:absolute;mso-position-vertical-relative:text" o:gfxdata="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" strokecolor="windowText" strokeweight=".5pt">
                 <v:stroke endarrow="block" joinstyle="miter"/>
@@ -9480,7 +9520,6 @@
           <w:szCs w:val="32"/>
           <w:cs/>
         </w:rPr>
-        <w:lastRenderedPageBreak/>
         <w:t>1.</w:t>
       </w:r>
       <w:r>
@@ -10489,7 +10528,7 @@
                 <w:szCs w:val="32"/>
                 <w:cs/>
               </w:rPr>
-              <w:t>5.การพัฒนาระบบบ</w:t>
+              <w:t>5.การพัฒนาระบบ</w:t>
             </w:r>
           </w:p>
         </w:tc>
@@ -10998,7 +11037,7 @@
 </file>
 
 <file path=word/endnotes.xml><?xml version="1.0" encoding="utf-8"?>
-<w:endnotes xmlns:wpc="http://schemas.microsoft.com/office/word/2010/wordprocessingCanvas" xmlns:cx="http://schemas.microsoft.com/office/drawing/2014/chartex" xmlns:cx1="http://schemas.microsoft.com/office/drawing/2015/9/8/chartex" xmlns:cx2="http://schemas.microsoft.com/office/drawing/2015/10/21/chartex" xmlns:cx3="http://schemas.microsoft.com/office/drawing/2016/5/9/chartex" xmlns:cx4="http://schemas.microsoft.com/office/drawing/2016/5/10/chartex" xmlns:cx5="http://schemas.microsoft.com/office/drawing/2016/5/11/chartex" xmlns:cx6="http://schemas.microsoft.com/office/drawing/2016/5/12/chartex" xmlns:cx7="http://schemas.microsoft.com/office/drawing/2016/5/13/chartex" xmlns:cx8="http://schemas.microsoft.com/office/drawing/2016/5/14/chartex" xmlns:mc="http://schemas.openxmlformats.org/markup-compatibility/2006" xmlns:aink="http://schemas.microsoft.com/office/drawing/2016/ink" xmlns:am3d="http://schemas.microsoft.com/office/drawing/2017/model3d" xmlns:o="urn:schemas-microsoft-com:office:office" xmlns:r="http://schemas.openxmlformats.org/officeDocument/2006/relationships" xmlns:m="http://schemas.openxmlformats.org/officeDocument/2006/math" xmlns:v="urn:schemas-microsoft-com:vml" xmlns:wp14="http://schemas.microsoft.com/office/word/2010/wordprocessingDrawing" xmlns:wp="http://schemas.openxmlformats.org/drawingml/2006/wordprocessingDrawing" xmlns:w10="urn:schemas-microsoft-com:office:word" xmlns:w="http://schemas.openxmlformats.org/wordprocessingml/2006/main" xmlns:w14="http://schemas.microsoft.com/office/word/2010/wordml" xmlns:w15="http://schemas.microsoft.com/office/word/2012/wordml" xmlns:w16cex="http://schemas.microsoft.com/office/word/2018/wordml/cex" xmlns:w16cid="http://schemas.microsoft.com/office/word/2016/wordml/cid" xmlns:w16="http://schemas.microsoft.com/office/word/2018/wordml" xmlns:w16sdtdh="http://schemas.microsoft.com/office/word/2020/wordml/sdtdatahash" xmlns:w16se="http://schemas.microsoft.com/office/word/2015/wordml/symex" xmlns:wpg="http://schemas.microsoft.com/office/word/2010/wordprocessingGroup" xmlns:wpi="http://schemas.microsoft.com/office/word/2010/wordprocessingInk" xmlns:wne="http://schemas.microsoft.com/office/word/2006/wordml" xmlns:wps="http://schemas.microsoft.com/office/word/2010/wordprocessingShape" mc:Ignorable="w14 w15 w16se w16cid w16 w16cex w16sdtdh wp14">
+<w:endnotes xmlns:wpc="http://schemas.microsoft.com/office/word/2010/wordprocessingCanvas" xmlns:cx="http://schemas.microsoft.com/office/drawing/2014/chartex" xmlns:cx1="http://schemas.microsoft.com/office/drawing/2015/9/8/chartex" xmlns:cx2="http://schemas.microsoft.com/office/drawing/2015/10/21/chartex" xmlns:cx3="http://schemas.microsoft.com/office/drawing/2016/5/9/chartex" xmlns:cx4="http://schemas.microsoft.com/office/drawing/2016/5/10/chartex" xmlns:cx5="http://schemas.microsoft.com/office/drawing/2016/5/11/chartex" xmlns:cx6="http://schemas.microsoft.com/office/drawing/2016/5/12/chartex" xmlns:cx7="http://schemas.microsoft.com/office/drawing/2016/5/13/chartex" xmlns:cx8="http://schemas.microsoft.com/office/drawing/2016/5/14/chartex" xmlns:mc="http://schemas.openxmlformats.org/markup-compatibility/2006" xmlns:aink="http://schemas.microsoft.com/office/drawing/2016/ink" xmlns:am3d="http://schemas.microsoft.com/office/drawing/2017/model3d" xmlns:o="urn:schemas-microsoft-com:office:office" xmlns:r="http://schemas.openxmlformats.org/officeDocument/2006/relationships" xmlns:m="http://schemas.openxmlformats.org/officeDocument/2006/math" xmlns:v="urn:schemas-microsoft-com:vml" xmlns:wp14="http://schemas.microsoft.com/office/word/2010/wordprocessingDrawing" xmlns:wp="http://schemas.openxmlformats.org/drawingml/2006/wordprocessingDrawing" xmlns:w10="urn:schemas-microsoft-com:office:word" xmlns:w="http://schemas.openxmlformats.org/wordprocessingml/2006/main" xmlns:w14="http://schemas.microsoft.com/office/word/2010/wordml" xmlns:w15="http://schemas.microsoft.com/office/word/2012/wordml" xmlns:w16cid="http://schemas.microsoft.com/office/word/2016/wordml/cid" xmlns:w16se="http://schemas.microsoft.com/office/word/2015/wordml/symex" xmlns:wpg="http://schemas.microsoft.com/office/word/2010/wordprocessingGroup" xmlns:wpi="http://schemas.microsoft.com/office/word/2010/wordprocessingInk" xmlns:wne="http://schemas.microsoft.com/office/word/2006/wordml" xmlns:wps="http://schemas.microsoft.com/office/word/2010/wordprocessingShape" mc:Ignorable="w14 w15 w16se w16cid wp14">
   <w:endnote w:type="separator" w:id="-1">
     <w:p>
       <w:pPr>
@@ -11023,7 +11062,7 @@
 </file>
 
 <file path=word/footnotes.xml><?xml version="1.0" encoding="utf-8"?>
-<w:footnotes xmlns:wpc="http://schemas.microsoft.com/office/word/2010/wordprocessingCanvas" xmlns:cx="http://schemas.microsoft.com/office/drawing/2014/chartex" xmlns:cx1="http://schemas.microsoft.com/office/drawing/2015/9/8/chartex" xmlns:cx2="http://schemas.microsoft.com/office/drawing/2015/10/21/chartex" xmlns:cx3="http://schemas.microsoft.com/office/drawing/2016/5/9/chartex" xmlns:cx4="http://schemas.microsoft.com/office/drawing/2016/5/10/chartex" xmlns:cx5="http://schemas.microsoft.com/office/drawing/2016/5/11/chartex" xmlns:cx6="http://schemas.microsoft.com/office/drawing/2016/5/12/chartex" xmlns:cx7="http://schemas.microsoft.com/office/drawing/2016/5/13/chartex" xmlns:cx8="http://schemas.microsoft.com/office/drawing/2016/5/14/chartex" xmlns:mc="http://schemas.openxmlformats.org/markup-compatibility/2006" xmlns:aink="http://schemas.microsoft.com/office/drawing/2016/ink" xmlns:am3d="http://schemas.microsoft.com/office/drawing/2017/model3d" xmlns:o="urn:schemas-microsoft-com:office:office" xmlns:r="http://schemas.openxmlformats.org/officeDocument/2006/relationships" xmlns:m="http://schemas.openxmlformats.org/officeDocument/2006/math" xmlns:v="urn:schemas-microsoft-com:vml" xmlns:wp14="http://schemas.microsoft.com/office/word/2010/wordprocessingDrawing" xmlns:wp="http://schemas.openxmlformats.org/drawingml/2006/wordprocessingDrawing" xmlns:w10="urn:schemas-microsoft-com:office:word" xmlns:w="http://schemas.openxmlformats.org/wordprocessingml/2006/main" xmlns:w14="http://schemas.microsoft.com/office/word/2010/wordml" xmlns:w15="http://schemas.microsoft.com/office/word/2012/wordml" xmlns:w16cex="http://schemas.microsoft.com/office/word/2018/wordml/cex" xmlns:w16cid="http://schemas.microsoft.com/office/word/2016/wordml/cid" xmlns:w16="http://schemas.microsoft.com/office/word/2018/wordml" xmlns:w16sdtdh="http://schemas.microsoft.com/office/word/2020/wordml/sdtdatahash" xmlns:w16se="http://schemas.microsoft.com/office/word/2015/wordml/symex" xmlns:wpg="http://schemas.microsoft.com/office/word/2010/wordprocessingGroup" xmlns:wpi="http://schemas.microsoft.com/office/word/2010/wordprocessingInk" xmlns:wne="http://schemas.microsoft.com/office/word/2006/wordml" xmlns:wps="http://schemas.microsoft.com/office/word/2010/wordprocessingShape" mc:Ignorable="w14 w15 w16se w16cid w16 w16cex w16sdtdh wp14">
+<w:footnotes xmlns:wpc="http://schemas.microsoft.com/office/word/2010/wordprocessingCanvas" xmlns:cx="http://schemas.microsoft.com/office/drawing/2014/chartex" xmlns:cx1="http://schemas.microsoft.com/office/drawing/2015/9/8/chartex" xmlns:cx2="http://schemas.microsoft.com/office/drawing/2015/10/21/chartex" xmlns:cx3="http://schemas.microsoft.com/office/drawing/2016/5/9/chartex" xmlns:cx4="http://schemas.microsoft.com/office/drawing/2016/5/10/chartex" xmlns:cx5="http://schemas.microsoft.com/office/drawing/2016/5/11/chartex" xmlns:cx6="http://schemas.microsoft.com/office/drawing/2016/5/12/chartex" xmlns:cx7="http://schemas.microsoft.com/office/drawing/2016/5/13/chartex" xmlns:cx8="http://schemas.microsoft.com/office/drawing/2016/5/14/chartex" xmlns:mc="http://schemas.openxmlformats.org/markup-compatibility/2006" xmlns:aink="http://schemas.microsoft.com/office/drawing/2016/ink" xmlns:am3d="http://schemas.microsoft.com/office/drawing/2017/model3d" xmlns:o="urn:schemas-microsoft-com:office:office" xmlns:r="http://schemas.openxmlformats.org/officeDocument/2006/relationships" xmlns:m="http://schemas.openxmlformats.org/officeDocument/2006/math" xmlns:v="urn:schemas-microsoft-com:vml" xmlns:wp14="http://schemas.microsoft.com/office/word/2010/wordprocessingDrawing" xmlns:wp="http://schemas.openxmlformats.org/drawingml/2006/wordprocessingDrawing" xmlns:w10="urn:schemas-microsoft-com:office:word" xmlns:w="http://schemas.openxmlformats.org/wordprocessingml/2006/main" xmlns:w14="http://schemas.microsoft.com/office/word/2010/wordml" xmlns:w15="http://schemas.microsoft.com/office/word/2012/wordml" xmlns:w16cid="http://schemas.microsoft.com/office/word/2016/wordml/cid" xmlns:w16se="http://schemas.microsoft.com/office/word/2015/wordml/symex" xmlns:wpg="http://schemas.microsoft.com/office/word/2010/wordprocessingGroup" xmlns:wpi="http://schemas.microsoft.com/office/word/2010/wordprocessingInk" xmlns:wne="http://schemas.microsoft.com/office/word/2006/wordml" xmlns:wps="http://schemas.microsoft.com/office/word/2010/wordprocessingShape" mc:Ignorable="w14 w15 w16se w16cid wp14">
   <w:footnote w:type="separator" w:id="-1">
     <w:p>
       <w:pPr>
@@ -11048,7 +11087,7 @@
 </file>
 
 <file path=word/header1.xml><?xml version="1.0" encoding="utf-8"?>
-<w:hdr xmlns:wpc="http://schemas.microsoft.com/office/word/2010/wordprocessingCanvas" xmlns:cx="http://schemas.microsoft.com/office/drawing/2014/chartex" xmlns:cx1="http://schemas.microsoft.com/office/drawing/2015/9/8/chartex" xmlns:cx2="http://schemas.microsoft.com/office/drawing/2015/10/21/chartex" xmlns:cx3="http://schemas.microsoft.com/office/drawing/2016/5/9/chartex" xmlns:cx4="http://schemas.microsoft.com/office/drawing/2016/5/10/chartex" xmlns:cx5="http://schemas.microsoft.com/office/drawing/2016/5/11/chartex" xmlns:cx6="http://schemas.microsoft.com/office/drawing/2016/5/12/chartex" xmlns:cx7="http://schemas.microsoft.com/office/drawing/2016/5/13/chartex" xmlns:cx8="http://schemas.microsoft.com/office/drawing/2016/5/14/chartex" xmlns:mc="http://schemas.openxmlformats.org/markup-compatibility/2006" xmlns:aink="http://schemas.microsoft.com/office/drawing/2016/ink" xmlns:am3d="http://schemas.microsoft.com/office/drawing/2017/model3d" xmlns:o="urn:schemas-microsoft-com:office:office" xmlns:r="http://schemas.openxmlformats.org/officeDocument/2006/relationships" xmlns:m="http://schemas.openxmlformats.org/officeDocument/2006/math" xmlns:v="urn:schemas-microsoft-com:vml" xmlns:wp14="http://schemas.microsoft.com/office/word/2010/wordprocessingDrawing" xmlns:wp="http://schemas.openxmlformats.org/drawingml/2006/wordprocessingDrawing" xmlns:w10="urn:schemas-microsoft-com:office:word" xmlns:w="http://schemas.openxmlformats.org/wordprocessingml/2006/main" xmlns:w14="http://schemas.microsoft.com/office/word/2010/wordml" xmlns:w15="http://schemas.microsoft.com/office/word/2012/wordml" xmlns:w16cex="http://schemas.microsoft.com/office/word/2018/wordml/cex" xmlns:w16cid="http://schemas.microsoft.com/office/word/2016/wordml/cid" xmlns:w16="http://schemas.microsoft.com/office/word/2018/wordml" xmlns:w16sdtdh="http://schemas.microsoft.com/office/word/2020/wordml/sdtdatahash" xmlns:w16se="http://schemas.microsoft.com/office/word/2015/wordml/symex" xmlns:wpg="http://schemas.microsoft.com/office/word/2010/wordprocessingGroup" xmlns:wpi="http://schemas.microsoft.com/office/word/2010/wordprocessingInk" xmlns:wne="http://schemas.microsoft.com/office/word/2006/wordml" xmlns:wps="http://schemas.microsoft.com/office/word/2010/wordprocessingShape" mc:Ignorable="w14 w15 w16se w16cid w16 w16cex w16sdtdh wp14">
+<w:hdr xmlns:wpc="http://schemas.microsoft.com/office/word/2010/wordprocessingCanvas" xmlns:cx="http://schemas.microsoft.com/office/drawing/2014/chartex" xmlns:cx1="http://schemas.microsoft.com/office/drawing/2015/9/8/chartex" xmlns:cx2="http://schemas.microsoft.com/office/drawing/2015/10/21/chartex" xmlns:cx3="http://schemas.microsoft.com/office/drawing/2016/5/9/chartex" xmlns:cx4="http://schemas.microsoft.com/office/drawing/2016/5/10/chartex" xmlns:cx5="http://schemas.microsoft.com/office/drawing/2016/5/11/chartex" xmlns:cx6="http://schemas.microsoft.com/office/drawing/2016/5/12/chartex" xmlns:cx7="http://schemas.microsoft.com/office/drawing/2016/5/13/chartex" xmlns:cx8="http://schemas.microsoft.com/office/drawing/2016/5/14/chartex" xmlns:mc="http://schemas.openxmlformats.org/markup-compatibility/2006" xmlns:aink="http://schemas.microsoft.com/office/drawing/2016/ink" xmlns:am3d="http://schemas.microsoft.com/office/drawing/2017/model3d" xmlns:o="urn:schemas-microsoft-com:office:office" xmlns:r="http://schemas.openxmlformats.org/officeDocument/2006/relationships" xmlns:m="http://schemas.openxmlformats.org/officeDocument/2006/math" xmlns:v="urn:schemas-microsoft-com:vml" xmlns:wp14="http://schemas.microsoft.com/office/word/2010/wordprocessingDrawing" xmlns:wp="http://schemas.openxmlformats.org/drawingml/2006/wordprocessingDrawing" xmlns:w10="urn:schemas-microsoft-com:office:word" xmlns:w="http://schemas.openxmlformats.org/wordprocessingml/2006/main" xmlns:w14="http://schemas.microsoft.com/office/word/2010/wordml" xmlns:w15="http://schemas.microsoft.com/office/word/2012/wordml" xmlns:w16cid="http://schemas.microsoft.com/office/word/2016/wordml/cid" xmlns:w16se="http://schemas.microsoft.com/office/word/2015/wordml/symex" xmlns:wpg="http://schemas.microsoft.com/office/word/2010/wordprocessingGroup" xmlns:wpi="http://schemas.microsoft.com/office/word/2010/wordprocessingInk" xmlns:wne="http://schemas.microsoft.com/office/word/2006/wordml" xmlns:wps="http://schemas.microsoft.com/office/word/2010/wordprocessingShape" mc:Ignorable="w14 w15 w16se w16cid wp14">
   <w:p>
     <w:pPr>
       <w:pStyle w:val="Header"/>
@@ -11059,7 +11098,7 @@
 </file>
 
 <file path=word/header2.xml><?xml version="1.0" encoding="utf-8"?>
-<w:hdr xmlns:wpc="http://schemas.microsoft.com/office/word/2010/wordprocessingCanvas" xmlns:cx="http://schemas.microsoft.com/office/drawing/2014/chartex" xmlns:cx1="http://schemas.microsoft.com/office/drawing/2015/9/8/chartex" xmlns:cx2="http://schemas.microsoft.com/office/drawing/2015/10/21/chartex" xmlns:cx3="http://schemas.microsoft.com/office/drawing/2016/5/9/chartex" xmlns:cx4="http://schemas.microsoft.com/office/drawing/2016/5/10/chartex" xmlns:cx5="http://schemas.microsoft.com/office/drawing/2016/5/11/chartex" xmlns:cx6="http://schemas.microsoft.com/office/drawing/2016/5/12/chartex" xmlns:cx7="http://schemas.microsoft.com/office/drawing/2016/5/13/chartex" xmlns:cx8="http://schemas.microsoft.com/office/drawing/2016/5/14/chartex" xmlns:mc="http://schemas.openxmlformats.org/markup-compatibility/2006" xmlns:aink="http://schemas.microsoft.com/office/drawing/2016/ink" xmlns:am3d="http://schemas.microsoft.com/office/drawing/2017/model3d" xmlns:o="urn:schemas-microsoft-com:office:office" xmlns:r="http://schemas.openxmlformats.org/officeDocument/2006/relationships" xmlns:m="http://schemas.openxmlformats.org/officeDocument/2006/math" xmlns:v="urn:schemas-microsoft-com:vml" xmlns:wp14="http://schemas.microsoft.com/office/word/2010/wordprocessingDrawing" xmlns:wp="http://schemas.openxmlformats.org/drawingml/2006/wordprocessingDrawing" xmlns:w10="urn:schemas-microsoft-com:office:word" xmlns:w="http://schemas.openxmlformats.org/wordprocessingml/2006/main" xmlns:w14="http://schemas.microsoft.com/office/word/2010/wordml" xmlns:w15="http://schemas.microsoft.com/office/word/2012/wordml" xmlns:w16cex="http://schemas.microsoft.com/office/word/2018/wordml/cex" xmlns:w16cid="http://schemas.microsoft.com/office/word/2016/wordml/cid" xmlns:w16="http://schemas.microsoft.com/office/word/2018/wordml" xmlns:w16sdtdh="http://schemas.microsoft.com/office/word/2020/wordml/sdtdatahash" xmlns:w16se="http://schemas.microsoft.com/office/word/2015/wordml/symex" xmlns:wpg="http://schemas.microsoft.com/office/word/2010/wordprocessingGroup" xmlns:wpi="http://schemas.microsoft.com/office/word/2010/wordprocessingInk" xmlns:wne="http://schemas.microsoft.com/office/word/2006/wordml" xmlns:wps="http://schemas.microsoft.com/office/word/2010/wordprocessingShape" mc:Ignorable="w14 w15 w16se w16cid w16 w16cex w16sdtdh wp14">
+<w:hdr xmlns:wpc="http://schemas.microsoft.com/office/word/2010/wordprocessingCanvas" xmlns:cx="http://schemas.microsoft.com/office/drawing/2014/chartex" xmlns:cx1="http://schemas.microsoft.com/office/drawing/2015/9/8/chartex" xmlns:cx2="http://schemas.microsoft.com/office/drawing/2015/10/21/chartex" xmlns:cx3="http://schemas.microsoft.com/office/drawing/2016/5/9/chartex" xmlns:cx4="http://schemas.microsoft.com/office/drawing/2016/5/10/chartex" xmlns:cx5="http://schemas.microsoft.com/office/drawing/2016/5/11/chartex" xmlns:cx6="http://schemas.microsoft.com/office/drawing/2016/5/12/chartex" xmlns:cx7="http://schemas.microsoft.com/office/drawing/2016/5/13/chartex" xmlns:cx8="http://schemas.microsoft.com/office/drawing/2016/5/14/chartex" xmlns:mc="http://schemas.openxmlformats.org/markup-compatibility/2006" xmlns:aink="http://schemas.microsoft.com/office/drawing/2016/ink" xmlns:am3d="http://schemas.microsoft.com/office/drawing/2017/model3d" xmlns:o="urn:schemas-microsoft-com:office:office" xmlns:r="http://schemas.openxmlformats.org/officeDocument/2006/relationships" xmlns:m="http://schemas.openxmlformats.org/officeDocument/2006/math" xmlns:v="urn:schemas-microsoft-com:vml" xmlns:wp14="http://schemas.microsoft.com/office/word/2010/wordprocessingDrawing" xmlns:wp="http://schemas.openxmlformats.org/drawingml/2006/wordprocessingDrawing" xmlns:w10="urn:schemas-microsoft-com:office:word" xmlns:w="http://schemas.openxmlformats.org/wordprocessingml/2006/main" xmlns:w14="http://schemas.microsoft.com/office/word/2010/wordml" xmlns:w15="http://schemas.microsoft.com/office/word/2012/wordml" xmlns:w16cid="http://schemas.microsoft.com/office/word/2016/wordml/cid" xmlns:w16se="http://schemas.microsoft.com/office/word/2015/wordml/symex" xmlns:wpg="http://schemas.microsoft.com/office/word/2010/wordprocessingGroup" xmlns:wpi="http://schemas.microsoft.com/office/word/2010/wordprocessingInk" xmlns:wne="http://schemas.microsoft.com/office/word/2006/wordml" xmlns:wps="http://schemas.microsoft.com/office/word/2010/wordprocessingShape" mc:Ignorable="w14 w15 w16se w16cid wp14">
   <w:sdt>
     <w:sdtPr>
       <w:id w:val="121037215"/>
@@ -11142,7 +11181,7 @@
 </file>
 
 <file path=word/numbering.xml><?xml version="1.0" encoding="utf-8"?>
-<w:numbering xmlns:wpc="http://schemas.microsoft.com/office/word/2010/wordprocessingCanvas" xmlns:cx="http://schemas.microsoft.com/office/drawing/2014/chartex" xmlns:cx1="http://schemas.microsoft.com/office/drawing/2015/9/8/chartex" xmlns:cx2="http://schemas.microsoft.com/office/drawing/2015/10/21/chartex" xmlns:cx3="http://schemas.microsoft.com/office/drawing/2016/5/9/chartex" xmlns:cx4="http://schemas.microsoft.com/office/drawing/2016/5/10/chartex" xmlns:cx5="http://schemas.microsoft.com/office/drawing/2016/5/11/chartex" xmlns:cx6="http://schemas.microsoft.com/office/drawing/2016/5/12/chartex" xmlns:cx7="http://schemas.microsoft.com/office/drawing/2016/5/13/chartex" xmlns:cx8="http://schemas.microsoft.com/office/drawing/2016/5/14/chartex" xmlns:mc="http://schemas.openxmlformats.org/markup-compatibility/2006" xmlns:aink="http://schemas.microsoft.com/office/drawing/2016/ink" xmlns:am3d="http://schemas.microsoft.com/office/drawing/2017/model3d" xmlns:o="urn:schemas-microsoft-com:office:office" xmlns:r="http://schemas.openxmlformats.org/officeDocument/2006/relationships" xmlns:m="http://schemas.openxmlformats.org/officeDocument/2006/math" xmlns:v="urn:schemas-microsoft-com:vml" xmlns:wp14="http://schemas.microsoft.com/office/word/2010/wordprocessingDrawing" xmlns:wp="http://schemas.openxmlformats.org/drawingml/2006/wordprocessingDrawing" xmlns:w10="urn:schemas-microsoft-com:office:word" xmlns:w="http://schemas.openxmlformats.org/wordprocessingml/2006/main" xmlns:w14="http://schemas.microsoft.com/office/word/2010/wordml" xmlns:w15="http://schemas.microsoft.com/office/word/2012/wordml" xmlns:w16cex="http://schemas.microsoft.com/office/word/2018/wordml/cex" xmlns:w16cid="http://schemas.microsoft.com/office/word/2016/wordml/cid" xmlns:w16="http://schemas.microsoft.com/office/word/2018/wordml" xmlns:w16sdtdh="http://schemas.microsoft.com/office/word/2020/wordml/sdtdatahash" xmlns:w16se="http://schemas.microsoft.com/office/word/2015/wordml/symex" xmlns:wpg="http://schemas.microsoft.com/office/word/2010/wordprocessingGroup" xmlns:wpi="http://schemas.microsoft.com/office/word/2010/wordprocessingInk" xmlns:wne="http://schemas.microsoft.com/office/word/2006/wordml" xmlns:wps="http://schemas.microsoft.com/office/word/2010/wordprocessingShape" mc:Ignorable="w14 w15 w16se w16cid w16 w16cex w16sdtdh wp14">
+<w:numbering xmlns:wpc="http://schemas.microsoft.com/office/word/2010/wordprocessingCanvas" xmlns:cx="http://schemas.microsoft.com/office/drawing/2014/chartex" xmlns:cx1="http://schemas.microsoft.com/office/drawing/2015/9/8/chartex" xmlns:cx2="http://schemas.microsoft.com/office/drawing/2015/10/21/chartex" xmlns:cx3="http://schemas.microsoft.com/office/drawing/2016/5/9/chartex" xmlns:cx4="http://schemas.microsoft.com/office/drawing/2016/5/10/chartex" xmlns:cx5="http://schemas.microsoft.com/office/drawing/2016/5/11/chartex" xmlns:cx6="http://schemas.microsoft.com/office/drawing/2016/5/12/chartex" xmlns:cx7="http://schemas.microsoft.com/office/drawing/2016/5/13/chartex" xmlns:cx8="http://schemas.microsoft.com/office/drawing/2016/5/14/chartex" xmlns:mc="http://schemas.openxmlformats.org/markup-compatibility/2006" xmlns:aink="http://schemas.microsoft.com/office/drawing/2016/ink" xmlns:am3d="http://schemas.microsoft.com/office/drawing/2017/model3d" xmlns:o="urn:schemas-microsoft-com:office:office" xmlns:r="http://schemas.openxmlformats.org/officeDocument/2006/relationships" xmlns:m="http://schemas.openxmlformats.org/officeDocument/2006/math" xmlns:v="urn:schemas-microsoft-com:vml" xmlns:wp14="http://schemas.microsoft.com/office/word/2010/wordprocessingDrawing" xmlns:wp="http://schemas.openxmlformats.org/drawingml/2006/wordprocessingDrawing" xmlns:w10="urn:schemas-microsoft-com:office:word" xmlns:w="http://schemas.openxmlformats.org/wordprocessingml/2006/main" xmlns:w14="http://schemas.microsoft.com/office/word/2010/wordml" xmlns:w15="http://schemas.microsoft.com/office/word/2012/wordml" xmlns:w16cid="http://schemas.microsoft.com/office/word/2016/wordml/cid" xmlns:w16se="http://schemas.microsoft.com/office/word/2015/wordml/symex" xmlns:wpg="http://schemas.microsoft.com/office/word/2010/wordprocessingGroup" xmlns:wpi="http://schemas.microsoft.com/office/word/2010/wordprocessingInk" xmlns:wne="http://schemas.microsoft.com/office/word/2006/wordml" xmlns:wps="http://schemas.microsoft.com/office/word/2010/wordprocessingShape" mc:Ignorable="w14 w15 w16se w16cid wp14">
   <w:abstractNum w:abstractNumId="0" w15:restartNumberingAfterBreak="0">
     <w:nsid w:val="216C6B76"/>
     <w:multiLevelType w:val="hybridMultilevel"/>
@@ -12423,7 +12462,7 @@
 </file>
 
 <file path=word/styles.xml><?xml version="1.0" encoding="utf-8"?>
-<w:styles xmlns:mc="http://schemas.openxmlformats.org/markup-compatibility/2006" xmlns:r="http://schemas.openxmlformats.org/officeDocument/2006/relationships" xmlns:w="http://schemas.openxmlformats.org/wordprocessingml/2006/main" xmlns:w14="http://schemas.microsoft.com/office/word/2010/wordml" xmlns:w15="http://schemas.microsoft.com/office/word/2012/wordml" xmlns:w16cex="http://schemas.microsoft.com/office/word/2018/wordml/cex" xmlns:w16cid="http://schemas.microsoft.com/office/word/2016/wordml/cid" xmlns:w16="http://schemas.microsoft.com/office/word/2018/wordml" xmlns:w16sdtdh="http://schemas.microsoft.com/office/word/2020/wordml/sdtdatahash" xmlns:w16se="http://schemas.microsoft.com/office/word/2015/wordml/symex" mc:Ignorable="w14 w15 w16se w16cid w16 w16cex w16sdtdh">
+<w:styles xmlns:mc="http://schemas.openxmlformats.org/markup-compatibility/2006" xmlns:r="http://schemas.openxmlformats.org/officeDocument/2006/relationships" xmlns:w="http://schemas.openxmlformats.org/wordprocessingml/2006/main" xmlns:w14="http://schemas.microsoft.com/office/word/2010/wordml" xmlns:w15="http://schemas.microsoft.com/office/word/2012/wordml" xmlns:w16cid="http://schemas.microsoft.com/office/word/2016/wordml/cid" xmlns:w16se="http://schemas.microsoft.com/office/word/2015/wordml/symex" mc:Ignorable="w14 w15 w16se w16cid">
   <w:docDefaults>
     <w:rPrDefault>
       <w:rPr>
@@ -12441,7 +12480,7 @@
       </w:pPr>
     </w:pPrDefault>
   </w:docDefaults>
-  <w:latentStyles w:defLockedState="0" w:defUIPriority="99" w:defSemiHidden="0" w:defUnhideWhenUsed="0" w:defQFormat="0" w:count="376">
+  <w:latentStyles w:defLockedState="0" w:defUIPriority="99" w:defSemiHidden="0" w:defUnhideWhenUsed="0" w:defQFormat="0" w:count="375">
     <w:lsdException w:name="Normal" w:uiPriority="0" w:qFormat="1"/>
     <w:lsdException w:name="heading 1" w:uiPriority="9" w:qFormat="1"/>
     <w:lsdException w:name="heading 2" w:semiHidden="1" w:uiPriority="9" w:unhideWhenUsed="1" w:qFormat="1"/>
@@ -12817,7 +12856,6 @@
     <w:lsdException w:name="Smart Hyperlink" w:semiHidden="1" w:unhideWhenUsed="1"/>
     <w:lsdException w:name="Hashtag" w:semiHidden="1" w:unhideWhenUsed="1"/>
     <w:lsdException w:name="Unresolved Mention" w:semiHidden="1" w:unhideWhenUsed="1"/>
-    <w:lsdException w:name="Smart Link" w:semiHidden="1" w:unhideWhenUsed="1"/>
   </w:latentStyles>
   <w:style w:type="paragraph" w:default="1" w:styleId="Normal">
     <w:name w:val="Normal"/>
@@ -13792,7 +13830,7 @@
 </file>
 
 <file path=customXml/itemProps1.xml><?xml version="1.0" encoding="utf-8"?>
-<ds:datastoreItem xmlns:ds="http://schemas.openxmlformats.org/officeDocument/2006/customXml" ds:itemID="{5B1FBA1D-C792-48D4-B752-1AF83E1A51FB}">
+<ds:datastoreItem xmlns:ds="http://schemas.openxmlformats.org/officeDocument/2006/customXml" ds:itemID="{1B487DA4-0F66-4F86-A477-1E831BF64CB0}">
   <ds:schemaRefs>
     <ds:schemaRef ds:uri="http://schemas.openxmlformats.org/officeDocument/2006/bibliography"/>
   </ds:schemaRefs>
